--- a/The primary advantages of artificial intelligence.docx
+++ b/The primary advantages of artificial intelligence.docx
@@ -104,8 +104,6 @@
         </w:rPr>
         <w:t>Key Advantages and Disadvantages at a Glance</w:t>
       </w:r>
-      <w:bookmarkStart w:id="0" w:name="_GoBack"/>
-      <w:bookmarkEnd w:id="0"/>
     </w:p>
     <w:tbl>
       <w:tblPr>
@@ -728,7 +726,7 @@
           <w14:ligatures w14:val="none"/>
         </w:rPr>
         <w:pict w14:anchorId="70791D0A">
-          <v:rect id="_x0000_i1026" style="width:0;height:.75pt" o:hralign="center" o:hrstd="t" o:hr="t" fillcolor="#a0a0a0" stroked="f"/>
+          <v:rect id="_x0000_i1025" style="width:0;height:.75pt" o:hralign="center" o:hrstd="t" o:hr="t" fillcolor="#a0a0a0" stroked="f"/>
         </w:pict>
       </w:r>
     </w:p>
@@ -993,7 +991,7 @@
           <w14:ligatures w14:val="none"/>
         </w:rPr>
         <w:pict w14:anchorId="715C06CF">
-          <v:rect id="_x0000_i1027" style="width:0;height:.75pt" o:hralign="center" o:hrstd="t" o:hr="t" fillcolor="#a0a0a0" stroked="f"/>
+          <v:rect id="_x0000_i1026" style="width:0;height:.75pt" o:hralign="center" o:hrstd="t" o:hr="t" fillcolor="#a0a0a0" stroked="f"/>
         </w:pict>
       </w:r>
     </w:p>
@@ -2300,7 +2298,7 @@
           <w:kern w:val="0"/>
           <w14:ligatures w14:val="none"/>
         </w:rPr>
-        <w:t>Navigation Apps</w:t>
+        <w:t>Navigation Applications</w:t>
       </w:r>
       <w:r>
         <w:rPr>
@@ -2338,10 +2336,30 @@
       <w:r>
         <w:rPr>
           <w:rFonts w:ascii="Arial" w:eastAsia="Times New Roman" w:hAnsi="Arial" w:cs="Arial"/>
-          <w:kern w:val="0"/>
-          <w14:ligatures w14:val="none"/>
-        </w:rPr>
-        <w:t>: Smartphone keyboards and email platforms use language models to anticipate your next word and auto-correct spelling mistakes.</w:t>
+          <w:b/>
+          <w:bCs/>
+          <w:kern w:val="0"/>
+          <w14:ligatures w14:val="none"/>
+        </w:rPr>
+        <w:t xml:space="preserve"> Info</w:t>
+      </w:r>
+      <w:r>
+        <w:rPr>
+          <w:rFonts w:ascii="Arial" w:eastAsia="Times New Roman" w:hAnsi="Arial" w:cs="Arial"/>
+          <w:kern w:val="0"/>
+          <w14:ligatures w14:val="none"/>
+        </w:rPr>
+        <w:t>: Smartphone keyboards and email platforms use language models to anticipate your ne</w:t>
+      </w:r>
+      <w:bookmarkStart w:id="0" w:name="_GoBack"/>
+      <w:bookmarkEnd w:id="0"/>
+      <w:r>
+        <w:rPr>
+          <w:rFonts w:ascii="Arial" w:eastAsia="Times New Roman" w:hAnsi="Arial" w:cs="Arial"/>
+          <w:kern w:val="0"/>
+          <w14:ligatures w14:val="none"/>
+        </w:rPr>
+        <w:t>xt word and auto-correct spelling mistakes.</w:t>
       </w:r>
     </w:p>
     <w:p>
@@ -2360,7 +2378,7 @@
           <w14:ligatures w14:val="none"/>
         </w:rPr>
         <w:pict w14:anchorId="727E2EE7">
-          <v:rect id="_x0000_i1035" style="width:0;height:1.5pt" o:hralign="center" o:hrstd="t" o:hr="t" fillcolor="#a0a0a0" stroked="f"/>
+          <v:rect id="_x0000_i1027" style="width:0;height:1.5pt" o:hralign="center" o:hrstd="t" o:hr="t" fillcolor="#a0a0a0" stroked="f"/>
         </w:pict>
       </w:r>
     </w:p>
@@ -2420,18 +2438,8 @@
           <w:kern w:val="0"/>
           <w14:ligatures w14:val="none"/>
         </w:rPr>
-        <w:t xml:space="preserve">: Conversational </w:t>
-      </w:r>
-      <w:proofErr w:type="spellStart"/>
-      <w:r>
-        <w:rPr>
-          <w:rFonts w:ascii="Arial" w:eastAsia="Times New Roman" w:hAnsi="Arial" w:cs="Arial"/>
-          <w:kern w:val="0"/>
-          <w14:ligatures w14:val="none"/>
-        </w:rPr>
-        <w:t>chatbots</w:t>
-      </w:r>
-      <w:proofErr w:type="spellEnd"/>
+        <w:t>: Conversational chat bots</w:t>
+      </w:r>
       <w:r>
         <w:rPr>
           <w:rFonts w:ascii="Arial" w:eastAsia="Times New Roman" w:hAnsi="Arial" w:cs="Arial"/>
@@ -2556,7 +2564,7 @@
           <w14:ligatures w14:val="none"/>
         </w:rPr>
         <w:pict w14:anchorId="6DDA4FEC">
-          <v:rect id="_x0000_i1036" style="width:0;height:1.5pt" o:hralign="center" o:hrstd="t" o:hr="t" fillcolor="#a0a0a0" stroked="f"/>
+          <v:rect id="_x0000_i1028" style="width:0;height:1.5pt" o:hralign="center" o:hrstd="t" o:hr="t" fillcolor="#a0a0a0" stroked="f"/>
         </w:pict>
       </w:r>
     </w:p>
